--- a/shuhe-module-project/src/main/resources/templates/report/长亭渗透测试报告模板2.docx
+++ b/shuhe-module-project/src/main/resources/templates/report/长亭渗透测试报告模板2.docx
@@ -13,27 +13,29 @@
     <w:p/>
     <w:p>
       <w:pPr>
-        <w:pStyle w:val="Title"/>
-        <w:rPr>
-          <w:sz w:val="52"/>
-          <w:szCs w:val="52"/>
-          <w:lang w:eastAsia="zh-CN"/>
-        </w:rPr>
-      </w:pPr>
-      <w:r>
+        <w:pStyle w:val="ae"/>
         <w:rPr>
           <w:rFonts w:hint="eastAsia"/>
           <w:sz w:val="52"/>
           <w:szCs w:val="52"/>
           <w:lang w:eastAsia="zh-CN"/>
         </w:rPr>
-        <w:t xml:space="preserve">{{targets_text}}</w:t>
-      </w:r>
-    </w:p>
-    <w:p>
-      <w:pPr>
-        <w:pStyle w:val="Title"/>
-        <w:rPr>
+      </w:pPr>
+      <w:r>
+        <w:rPr>
+          <w:rFonts w:hint="eastAsia"/>
+          <w:sz w:val="52"/>
+          <w:szCs w:val="52"/>
+          <w:lang w:eastAsia="zh-CN"/>
+        </w:rPr>
+        <w:t>{{targets_text}}</w:t>
+      </w:r>
+    </w:p>
+    <w:p>
+      <w:pPr>
+        <w:pStyle w:val="ae"/>
+        <w:rPr>
+          <w:rFonts w:hint="eastAsia"/>
           <w:lang w:eastAsia="zh-CN"/>
         </w:rPr>
       </w:pPr>
@@ -117,7 +119,6 @@
             <w:pPr>
               <w:spacing w:before="100" w:after="100"/>
             </w:pPr>
-            <w:proofErr w:type="spellStart"/>
             <w:r>
               <w:rPr>
                 <w:rFonts w:ascii="宋体" w:eastAsia="宋体" w:hAnsi="宋体"/>
@@ -126,7 +127,6 @@
               </w:rPr>
               <w:t>文件类型</w:t>
             </w:r>
-            <w:proofErr w:type="spellEnd"/>
           </w:p>
         </w:tc>
         <w:tc>
@@ -139,7 +139,6 @@
             <w:pPr>
               <w:spacing w:before="100" w:after="100"/>
             </w:pPr>
-            <w:proofErr w:type="spellStart"/>
             <w:r>
               <w:rPr>
                 <w:rFonts w:ascii="宋体" w:eastAsia="宋体" w:hAnsi="宋体"/>
@@ -148,7 +147,6 @@
               </w:rPr>
               <w:t>项目文档</w:t>
             </w:r>
-            <w:proofErr w:type="spellEnd"/>
           </w:p>
         </w:tc>
         <w:tc>
@@ -161,7 +159,6 @@
             <w:pPr>
               <w:spacing w:before="100" w:after="100"/>
             </w:pPr>
-            <w:proofErr w:type="spellStart"/>
             <w:r>
               <w:rPr>
                 <w:rFonts w:ascii="宋体" w:eastAsia="宋体" w:hAnsi="宋体"/>
@@ -170,7 +167,6 @@
               </w:rPr>
               <w:t>密级</w:t>
             </w:r>
-            <w:proofErr w:type="spellEnd"/>
           </w:p>
         </w:tc>
         <w:tc>
@@ -183,7 +179,6 @@
             <w:pPr>
               <w:spacing w:before="100" w:after="100"/>
             </w:pPr>
-            <w:proofErr w:type="spellStart"/>
             <w:r>
               <w:rPr>
                 <w:rFonts w:ascii="宋体" w:eastAsia="宋体" w:hAnsi="宋体"/>
@@ -192,7 +187,6 @@
               </w:rPr>
               <w:t>商业秘密</w:t>
             </w:r>
-            <w:proofErr w:type="spellEnd"/>
           </w:p>
         </w:tc>
       </w:tr>
@@ -253,7 +247,6 @@
             <w:pPr>
               <w:spacing w:before="100" w:after="100"/>
             </w:pPr>
-            <w:proofErr w:type="spellStart"/>
             <w:r>
               <w:rPr>
                 <w:rFonts w:ascii="宋体" w:eastAsia="宋体" w:hAnsi="宋体"/>
@@ -262,7 +255,6 @@
               </w:rPr>
               <w:t>版本</w:t>
             </w:r>
-            <w:proofErr w:type="spellEnd"/>
           </w:p>
         </w:tc>
         <w:tc>
@@ -300,7 +292,6 @@
             <w:pPr>
               <w:spacing w:before="100" w:after="100"/>
             </w:pPr>
-            <w:proofErr w:type="spellStart"/>
             <w:r>
               <w:rPr>
                 <w:rFonts w:ascii="宋体" w:eastAsia="宋体" w:hAnsi="宋体"/>
@@ -309,7 +300,6 @@
               </w:rPr>
               <w:t>审核人</w:t>
             </w:r>
-            <w:proofErr w:type="spellEnd"/>
           </w:p>
         </w:tc>
         <w:tc>
@@ -334,7 +324,6 @@
             <w:pPr>
               <w:spacing w:before="100" w:after="100"/>
             </w:pPr>
-            <w:proofErr w:type="spellStart"/>
             <w:r>
               <w:rPr>
                 <w:rFonts w:ascii="宋体" w:eastAsia="宋体" w:hAnsi="宋体"/>
@@ -343,7 +332,6 @@
               </w:rPr>
               <w:t>审批日期</w:t>
             </w:r>
-            <w:proofErr w:type="spellEnd"/>
           </w:p>
         </w:tc>
         <w:tc>
@@ -432,7 +420,6 @@
             <w:pPr>
               <w:spacing w:before="100" w:after="100"/>
             </w:pPr>
-            <w:proofErr w:type="spellStart"/>
             <w:r>
               <w:rPr>
                 <w:rFonts w:ascii="宋体" w:eastAsia="宋体" w:hAnsi="宋体"/>
@@ -441,7 +428,6 @@
               </w:rPr>
               <w:t>批准人</w:t>
             </w:r>
-            <w:proofErr w:type="spellEnd"/>
           </w:p>
         </w:tc>
         <w:tc>
@@ -466,7 +452,6 @@
             <w:pPr>
               <w:spacing w:before="100" w:after="100"/>
             </w:pPr>
-            <w:proofErr w:type="spellStart"/>
             <w:r>
               <w:rPr>
                 <w:rFonts w:ascii="宋体" w:eastAsia="宋体" w:hAnsi="宋体"/>
@@ -475,7 +460,6 @@
               </w:rPr>
               <w:t>批准日期</w:t>
             </w:r>
-            <w:proofErr w:type="spellEnd"/>
           </w:p>
         </w:tc>
         <w:tc>
@@ -659,7 +643,6 @@
       <w:pPr>
         <w:spacing w:after="0"/>
       </w:pPr>
-      <w:proofErr w:type="spellStart"/>
       <w:r>
         <w:rPr>
           <w:rFonts w:ascii="黑体" w:eastAsia="黑体" w:hAnsi="黑体"/>
@@ -669,7 +652,6 @@
         <w:lastRenderedPageBreak/>
         <w:t>文档修订</w:t>
       </w:r>
-      <w:proofErr w:type="spellEnd"/>
     </w:p>
     <w:tbl>
       <w:tblPr>
@@ -704,7 +686,6 @@
             <w:pPr>
               <w:spacing w:before="100" w:after="100"/>
             </w:pPr>
-            <w:proofErr w:type="spellStart"/>
             <w:r>
               <w:rPr>
                 <w:rFonts w:ascii="宋体" w:eastAsia="宋体" w:hAnsi="宋体"/>
@@ -713,7 +694,6 @@
               </w:rPr>
               <w:t>版本</w:t>
             </w:r>
-            <w:proofErr w:type="spellEnd"/>
           </w:p>
         </w:tc>
         <w:tc>
@@ -726,7 +706,6 @@
             <w:pPr>
               <w:spacing w:before="100" w:after="100"/>
             </w:pPr>
-            <w:proofErr w:type="spellStart"/>
             <w:r>
               <w:rPr>
                 <w:rFonts w:ascii="宋体" w:eastAsia="宋体" w:hAnsi="宋体"/>
@@ -735,7 +714,6 @@
               </w:rPr>
               <w:t>日期</w:t>
             </w:r>
-            <w:proofErr w:type="spellEnd"/>
           </w:p>
         </w:tc>
         <w:tc>
@@ -748,7 +726,6 @@
             <w:pPr>
               <w:spacing w:before="100" w:after="100"/>
             </w:pPr>
-            <w:proofErr w:type="spellStart"/>
             <w:r>
               <w:rPr>
                 <w:rFonts w:ascii="宋体" w:eastAsia="宋体" w:hAnsi="宋体"/>
@@ -757,7 +734,6 @@
               </w:rPr>
               <w:t>修改人员</w:t>
             </w:r>
-            <w:proofErr w:type="spellEnd"/>
           </w:p>
         </w:tc>
         <w:tc>
@@ -770,7 +746,6 @@
             <w:pPr>
               <w:spacing w:before="100" w:after="100"/>
             </w:pPr>
-            <w:proofErr w:type="spellStart"/>
             <w:r>
               <w:rPr>
                 <w:rFonts w:ascii="宋体" w:eastAsia="宋体" w:hAnsi="宋体"/>
@@ -779,7 +754,6 @@
               </w:rPr>
               <w:t>描述</w:t>
             </w:r>
-            <w:proofErr w:type="spellEnd"/>
           </w:p>
         </w:tc>
         <w:tc>
@@ -792,7 +766,6 @@
             <w:pPr>
               <w:spacing w:before="100" w:after="100"/>
             </w:pPr>
-            <w:proofErr w:type="spellStart"/>
             <w:r>
               <w:rPr>
                 <w:rFonts w:ascii="宋体" w:eastAsia="宋体" w:hAnsi="宋体"/>
@@ -801,7 +774,6 @@
               </w:rPr>
               <w:t>审核人员</w:t>
             </w:r>
-            <w:proofErr w:type="spellEnd"/>
           </w:p>
         </w:tc>
       </w:tr>
@@ -963,30 +935,14 @@
           <w:rFonts w:ascii="宋体" w:eastAsia="宋体" w:hAnsi="宋体" w:hint="eastAsia"/>
           <w:lang w:eastAsia="zh-CN"/>
         </w:rPr>
-        <w:t xml:space="preserve">{{targets_text}}</w:t>
+        <w:t>{{targets_text}}</w:t>
       </w:r>
       <w:r>
         <w:rPr>
           <w:rFonts w:ascii="宋体" w:eastAsia="宋体" w:hAnsi="宋体"/>
           <w:lang w:eastAsia="zh-CN"/>
         </w:rPr>
-        <w:t>进行安全渗透的测试报告。这里对本次渗透测试结果所得出的整体安全情况作概括描述</w:t>
-      </w:r>
-      <w:proofErr w:type="gramStart"/>
-      <w:r>
-        <w:rPr>
-          <w:rFonts w:ascii="宋体" w:eastAsia="宋体" w:hAnsi="宋体"/>
-          <w:lang w:eastAsia="zh-CN"/>
-        </w:rPr>
-        <w:t>,文件正文为全面的分析</w:t>
-      </w:r>
-      <w:proofErr w:type="gramEnd"/>
-      <w:r>
-        <w:rPr>
-          <w:rFonts w:ascii="宋体" w:eastAsia="宋体" w:hAnsi="宋体"/>
-          <w:lang w:eastAsia="zh-CN"/>
-        </w:rPr>
-        <w:t>。</w:t>
+        <w:t>进行安全渗透的测试报告。这里对本次渗透测试结果所得出的整体安全情况作概括描述,文件正文为全面的分析。</w:t>
       </w:r>
     </w:p>
     <w:p>
@@ -1010,7 +966,7 @@
           <w:rFonts w:ascii="宋体" w:eastAsia="宋体" w:hAnsi="宋体" w:hint="eastAsia"/>
           <w:lang w:eastAsia="zh-CN"/>
         </w:rPr>
-        <w:t xml:space="preserve">{{targets_text}}</w:t>
+        <w:t>{{targets_text}}</w:t>
       </w:r>
       <w:r>
         <w:rPr>
@@ -1041,7 +997,7 @@
           <w:rFonts w:ascii="宋体" w:eastAsia="宋体" w:hAnsi="宋体" w:hint="eastAsia"/>
           <w:lang w:eastAsia="zh-CN"/>
         </w:rPr>
-        <w:t xml:space="preserve">{{targets_text}}</w:t>
+        <w:t>{{targets_text}}</w:t>
       </w:r>
       <w:r>
         <w:rPr>
@@ -1061,7 +1017,28 @@
         <w:rPr>
           <w:lang w:eastAsia="zh-CN"/>
         </w:rPr>
-        <w:t xml:space="preserve">{{system_status_xml}}</w:t>
+        <w:t>{</w:t>
+      </w:r>
+      <w:r>
+        <w:rPr>
+          <w:rFonts w:ascii="宋体" w:eastAsia="宋体" w:hAnsi="宋体"/>
+          <w:lang w:eastAsia="zh-CN"/>
+        </w:rPr>
+        <w:t>{</w:t>
+      </w:r>
+      <w:r>
+        <w:rPr>
+          <w:rFonts w:ascii="宋体" w:eastAsia="宋体" w:hAnsi="宋体"/>
+          <w:lang w:eastAsia="zh-CN"/>
+        </w:rPr>
+        <w:t>system_status_text</w:t>
+      </w:r>
+      <w:r>
+        <w:rPr>
+          <w:rFonts w:ascii="宋体" w:eastAsia="宋体" w:hAnsi="宋体"/>
+          <w:lang w:eastAsia="zh-CN"/>
+        </w:rPr>
+        <w:t>}}</w:t>
       </w:r>
       <w:r>
         <w:rPr>
@@ -1088,7 +1065,6 @@
       <w:pPr>
         <w:jc w:val="center"/>
       </w:pPr>
-      <w:proofErr w:type="spellStart"/>
       <w:r>
         <w:rPr>
           <w:b/>
@@ -1098,7 +1074,6 @@
         <w:lastRenderedPageBreak/>
         <w:t>目录</w:t>
       </w:r>
-      <w:proofErr w:type="spellEnd"/>
     </w:p>
     <w:p>
       <w:pPr>
@@ -1125,7 +1100,7 @@
       <w:hyperlink w:anchor="_Toc172281184" w:history="1">
         <w:r>
           <w:rPr>
-            <w:rStyle w:val="Hyperlink"/>
+            <w:rStyle w:val="af2"/>
             <w:rFonts w:hint="eastAsia"/>
             <w:lang w:eastAsia="zh-CN"/>
           </w:rPr>
@@ -1133,7 +1108,7 @@
         </w:r>
         <w:r>
           <w:rPr>
-            <w:rStyle w:val="Hyperlink"/>
+            <w:rStyle w:val="af2"/>
             <w:rFonts w:hint="eastAsia"/>
             <w:lang w:eastAsia="zh-CN"/>
           </w:rPr>
@@ -1141,7 +1116,7 @@
         </w:r>
         <w:r>
           <w:rPr>
-            <w:rStyle w:val="Hyperlink"/>
+            <w:rStyle w:val="af2"/>
             <w:rFonts w:hint="eastAsia"/>
             <w:lang w:eastAsia="zh-CN"/>
           </w:rPr>
@@ -1214,7 +1189,7 @@
       <w:hyperlink w:anchor="_Toc172281185" w:history="1">
         <w:r>
           <w:rPr>
-            <w:rStyle w:val="Hyperlink"/>
+            <w:rStyle w:val="af2"/>
             <w:rFonts w:hint="eastAsia"/>
             <w:lang w:eastAsia="zh-CN"/>
           </w:rPr>
@@ -1232,7 +1207,7 @@
         </w:r>
         <w:r>
           <w:rPr>
-            <w:rStyle w:val="Hyperlink"/>
+            <w:rStyle w:val="af2"/>
             <w:rFonts w:hint="eastAsia"/>
             <w:lang w:eastAsia="zh-CN"/>
           </w:rPr>
@@ -1305,7 +1280,7 @@
       <w:hyperlink w:anchor="_Toc172281186" w:history="1">
         <w:r>
           <w:rPr>
-            <w:rStyle w:val="Hyperlink"/>
+            <w:rStyle w:val="af2"/>
             <w:rFonts w:hint="eastAsia"/>
           </w:rPr>
           <w:t>1.2</w:t>
@@ -1322,7 +1297,7 @@
         </w:r>
         <w:r>
           <w:rPr>
-            <w:rStyle w:val="Hyperlink"/>
+            <w:rStyle w:val="af2"/>
             <w:rFonts w:hint="eastAsia"/>
           </w:rPr>
           <w:t>测试单位信息</w:t>
@@ -1392,7 +1367,7 @@
       <w:hyperlink w:anchor="_Toc172281187" w:history="1">
         <w:r>
           <w:rPr>
-            <w:rStyle w:val="Hyperlink"/>
+            <w:rStyle w:val="af2"/>
             <w:rFonts w:hint="eastAsia"/>
             <w:lang w:eastAsia="zh-CN"/>
           </w:rPr>
@@ -1400,7 +1375,7 @@
         </w:r>
         <w:r>
           <w:rPr>
-            <w:rStyle w:val="Hyperlink"/>
+            <w:rStyle w:val="af2"/>
             <w:rFonts w:hint="eastAsia"/>
             <w:lang w:eastAsia="zh-CN"/>
           </w:rPr>
@@ -1408,7 +1383,7 @@
         </w:r>
         <w:r>
           <w:rPr>
-            <w:rStyle w:val="Hyperlink"/>
+            <w:rStyle w:val="af2"/>
             <w:rFonts w:hint="eastAsia"/>
             <w:lang w:eastAsia="zh-CN"/>
           </w:rPr>
@@ -1481,7 +1456,7 @@
       <w:hyperlink w:anchor="_Toc172281189" w:history="1">
         <w:r>
           <w:rPr>
-            <w:rStyle w:val="Hyperlink"/>
+            <w:rStyle w:val="af2"/>
             <w:rFonts w:hint="eastAsia"/>
             <w:lang w:eastAsia="zh-CN"/>
           </w:rPr>
@@ -1499,7 +1474,7 @@
         </w:r>
         <w:r>
           <w:rPr>
-            <w:rStyle w:val="Hyperlink"/>
+            <w:rStyle w:val="af2"/>
             <w:rFonts w:hint="eastAsia"/>
             <w:lang w:eastAsia="zh-CN"/>
           </w:rPr>
@@ -1572,7 +1547,7 @@
       <w:hyperlink w:anchor="_Toc172281190" w:history="1">
         <w:r>
           <w:rPr>
-            <w:rStyle w:val="Hyperlink"/>
+            <w:rStyle w:val="af2"/>
             <w:rFonts w:hint="eastAsia"/>
             <w:lang w:eastAsia="zh-CN"/>
           </w:rPr>
@@ -1590,7 +1565,7 @@
         </w:r>
         <w:r>
           <w:rPr>
-            <w:rStyle w:val="Hyperlink"/>
+            <w:rStyle w:val="af2"/>
             <w:rFonts w:hint="eastAsia"/>
             <w:lang w:eastAsia="zh-CN"/>
           </w:rPr>
@@ -1663,7 +1638,7 @@
       <w:hyperlink w:anchor="_Toc172281191" w:history="1">
         <w:r>
           <w:rPr>
-            <w:rStyle w:val="Hyperlink"/>
+            <w:rStyle w:val="af2"/>
             <w:rFonts w:hint="eastAsia"/>
             <w:lang w:eastAsia="zh-CN"/>
           </w:rPr>
@@ -1681,7 +1656,7 @@
         </w:r>
         <w:r>
           <w:rPr>
-            <w:rStyle w:val="Hyperlink"/>
+            <w:rStyle w:val="af2"/>
             <w:rFonts w:hint="eastAsia"/>
             <w:lang w:eastAsia="zh-CN"/>
           </w:rPr>
@@ -1752,7 +1727,7 @@
       <w:hyperlink w:anchor="_Toc172281192" w:history="1">
         <w:r>
           <w:rPr>
-            <w:rStyle w:val="Hyperlink"/>
+            <w:rStyle w:val="af2"/>
             <w:rFonts w:hint="eastAsia"/>
             <w:lang w:eastAsia="zh-CN"/>
           </w:rPr>
@@ -1760,7 +1735,7 @@
         </w:r>
         <w:r>
           <w:rPr>
-            <w:rStyle w:val="Hyperlink"/>
+            <w:rStyle w:val="af2"/>
             <w:rFonts w:hint="eastAsia"/>
             <w:lang w:eastAsia="zh-CN"/>
           </w:rPr>
@@ -1768,7 +1743,7 @@
         </w:r>
         <w:r>
           <w:rPr>
-            <w:rStyle w:val="Hyperlink"/>
+            <w:rStyle w:val="af2"/>
             <w:rFonts w:hint="eastAsia"/>
             <w:lang w:eastAsia="zh-CN"/>
           </w:rPr>
@@ -1841,7 +1816,7 @@
       <w:hyperlink w:anchor="_Toc172281194" w:history="1">
         <w:r>
           <w:rPr>
-            <w:rStyle w:val="Hyperlink"/>
+            <w:rStyle w:val="af2"/>
             <w:rFonts w:hint="eastAsia"/>
             <w:lang w:eastAsia="zh-CN"/>
           </w:rPr>
@@ -1859,7 +1834,7 @@
         </w:r>
         <w:r>
           <w:rPr>
-            <w:rStyle w:val="Hyperlink"/>
+            <w:rStyle w:val="af2"/>
             <w:rFonts w:hint="eastAsia"/>
             <w:lang w:eastAsia="zh-CN"/>
           </w:rPr>
@@ -1932,7 +1907,7 @@
       <w:hyperlink w:anchor="_Toc172281195" w:history="1">
         <w:r>
           <w:rPr>
-            <w:rStyle w:val="Hyperlink"/>
+            <w:rStyle w:val="af2"/>
             <w:rFonts w:hint="eastAsia"/>
             <w:lang w:eastAsia="zh-CN"/>
           </w:rPr>
@@ -1950,7 +1925,7 @@
         </w:r>
         <w:r>
           <w:rPr>
-            <w:rStyle w:val="Hyperlink"/>
+            <w:rStyle w:val="af2"/>
             <w:rFonts w:hint="eastAsia"/>
             <w:lang w:eastAsia="zh-CN"/>
           </w:rPr>
@@ -1958,7 +1933,7 @@
         </w:r>
         <w:r>
           <w:rPr>
-            <w:rStyle w:val="Hyperlink"/>
+            <w:rStyle w:val="af2"/>
             <w:rFonts w:hint="eastAsia"/>
             <w:lang w:eastAsia="zh-CN"/>
           </w:rPr>
@@ -1966,7 +1941,7 @@
         </w:r>
         <w:r>
           <w:rPr>
-            <w:rStyle w:val="Hyperlink"/>
+            <w:rStyle w:val="af2"/>
             <w:rFonts w:hint="eastAsia"/>
             <w:lang w:eastAsia="zh-CN"/>
           </w:rPr>
@@ -1974,7 +1949,7 @@
         </w:r>
         <w:r>
           <w:rPr>
-            <w:rStyle w:val="Hyperlink"/>
+            <w:rStyle w:val="af2"/>
             <w:rFonts w:hint="eastAsia"/>
             <w:lang w:eastAsia="zh-CN"/>
           </w:rPr>
@@ -2047,7 +2022,7 @@
       <w:hyperlink w:anchor="_Toc172281196" w:history="1">
         <w:r>
           <w:rPr>
-            <w:rStyle w:val="Hyperlink"/>
+            <w:rStyle w:val="af2"/>
             <w:rFonts w:hint="eastAsia"/>
             <w:lang w:eastAsia="zh-CN"/>
           </w:rPr>
@@ -2065,7 +2040,7 @@
         </w:r>
         <w:r>
           <w:rPr>
-            <w:rStyle w:val="Hyperlink"/>
+            <w:rStyle w:val="af2"/>
             <w:rFonts w:hint="eastAsia"/>
             <w:lang w:eastAsia="zh-CN"/>
           </w:rPr>
@@ -2073,7 +2048,7 @@
         </w:r>
         <w:r>
           <w:rPr>
-            <w:rStyle w:val="Hyperlink"/>
+            <w:rStyle w:val="af2"/>
             <w:rFonts w:hint="eastAsia"/>
             <w:lang w:eastAsia="zh-CN"/>
           </w:rPr>
@@ -2081,7 +2056,7 @@
         </w:r>
         <w:r>
           <w:rPr>
-            <w:rStyle w:val="Hyperlink"/>
+            <w:rStyle w:val="af2"/>
             <w:rFonts w:hint="eastAsia"/>
             <w:lang w:eastAsia="zh-CN"/>
           </w:rPr>
@@ -2089,7 +2064,7 @@
         </w:r>
         <w:r>
           <w:rPr>
-            <w:rStyle w:val="Hyperlink"/>
+            <w:rStyle w:val="af2"/>
             <w:rFonts w:hint="eastAsia"/>
             <w:lang w:eastAsia="zh-CN"/>
           </w:rPr>
@@ -2160,7 +2135,7 @@
       <w:hyperlink w:anchor="_Toc172281197" w:history="1">
         <w:r>
           <w:rPr>
-            <w:rStyle w:val="Hyperlink"/>
+            <w:rStyle w:val="af2"/>
             <w:rFonts w:hint="eastAsia"/>
             <w:lang w:eastAsia="zh-CN"/>
           </w:rPr>
@@ -2168,7 +2143,7 @@
         </w:r>
         <w:r>
           <w:rPr>
-            <w:rStyle w:val="Hyperlink"/>
+            <w:rStyle w:val="af2"/>
             <w:rFonts w:hint="eastAsia"/>
             <w:lang w:eastAsia="zh-CN"/>
           </w:rPr>
@@ -2176,7 +2151,7 @@
         </w:r>
         <w:r>
           <w:rPr>
-            <w:rStyle w:val="Hyperlink"/>
+            <w:rStyle w:val="af2"/>
             <w:rFonts w:hint="eastAsia"/>
             <w:lang w:eastAsia="zh-CN"/>
           </w:rPr>
@@ -2249,7 +2224,7 @@
       <w:hyperlink w:anchor="_Toc172281199" w:history="1">
         <w:r>
           <w:rPr>
-            <w:rStyle w:val="Hyperlink"/>
+            <w:rStyle w:val="af2"/>
             <w:rFonts w:hint="eastAsia"/>
             <w:lang w:eastAsia="zh-CN"/>
           </w:rPr>
@@ -2267,7 +2242,7 @@
         </w:r>
         <w:r>
           <w:rPr>
-            <w:rStyle w:val="Hyperlink"/>
+            <w:rStyle w:val="af2"/>
             <w:rFonts w:hint="eastAsia"/>
             <w:lang w:eastAsia="zh-CN"/>
           </w:rPr>
@@ -2340,7 +2315,7 @@
       <w:hyperlink w:anchor="_Toc172281200" w:history="1">
         <w:r>
           <w:rPr>
-            <w:rStyle w:val="Hyperlink"/>
+            <w:rStyle w:val="af2"/>
             <w:rFonts w:hint="eastAsia"/>
             <w:lang w:eastAsia="zh-CN"/>
           </w:rPr>
@@ -2358,7 +2333,7 @@
         </w:r>
         <w:r>
           <w:rPr>
-            <w:rStyle w:val="Hyperlink"/>
+            <w:rStyle w:val="af2"/>
             <w:rFonts w:hint="eastAsia"/>
             <w:lang w:eastAsia="zh-CN"/>
           </w:rPr>
@@ -2431,7 +2406,7 @@
       <w:hyperlink w:anchor="_Toc172281201" w:history="1">
         <w:r>
           <w:rPr>
-            <w:rStyle w:val="Hyperlink"/>
+            <w:rStyle w:val="af2"/>
             <w:rFonts w:hint="eastAsia"/>
             <w:lang w:eastAsia="zh-CN"/>
           </w:rPr>
@@ -2449,7 +2424,7 @@
         </w:r>
         <w:r>
           <w:rPr>
-            <w:rStyle w:val="Hyperlink"/>
+            <w:rStyle w:val="af2"/>
             <w:rFonts w:hint="eastAsia"/>
             <w:lang w:eastAsia="zh-CN"/>
           </w:rPr>
@@ -2520,7 +2495,7 @@
       <w:hyperlink w:anchor="_Toc172281202" w:history="1">
         <w:r>
           <w:rPr>
-            <w:rStyle w:val="Hyperlink"/>
+            <w:rStyle w:val="af2"/>
             <w:rFonts w:hint="eastAsia"/>
             <w:lang w:eastAsia="zh-CN"/>
           </w:rPr>
@@ -2528,7 +2503,7 @@
         </w:r>
         <w:r>
           <w:rPr>
-            <w:rStyle w:val="Hyperlink"/>
+            <w:rStyle w:val="af2"/>
             <w:rFonts w:hint="eastAsia"/>
             <w:lang w:eastAsia="zh-CN"/>
           </w:rPr>
@@ -2536,7 +2511,7 @@
         </w:r>
         <w:r>
           <w:rPr>
-            <w:rStyle w:val="Hyperlink"/>
+            <w:rStyle w:val="af2"/>
             <w:rFonts w:hint="eastAsia"/>
             <w:lang w:eastAsia="zh-CN"/>
           </w:rPr>
@@ -2601,8 +2576,9 @@
     </w:p>
     <w:p>
       <w:pPr>
-        <w:pStyle w:val="Heading1"/>
-        <w:rPr>
+        <w:pStyle w:val="1"/>
+        <w:rPr>
+          <w:rFonts w:hint="eastAsia"/>
           <w:lang w:eastAsia="zh-CN"/>
         </w:rPr>
       </w:pPr>
@@ -2618,12 +2594,13 @@
     </w:p>
     <w:p>
       <w:pPr>
-        <w:pStyle w:val="Heading2"/>
+        <w:pStyle w:val="2"/>
         <w:numPr>
           <w:ilvl w:val="1"/>
           <w:numId w:val="1"/>
         </w:numPr>
         <w:rPr>
+          <w:rFonts w:hint="eastAsia"/>
           <w:lang w:eastAsia="zh-CN"/>
         </w:rPr>
       </w:pPr>
@@ -2668,7 +2645,6 @@
             <w:pPr>
               <w:spacing w:before="100" w:after="100"/>
             </w:pPr>
-            <w:proofErr w:type="spellStart"/>
             <w:r>
               <w:rPr>
                 <w:rFonts w:ascii="宋体" w:eastAsia="宋体" w:hAnsi="宋体"/>
@@ -2677,7 +2653,6 @@
               </w:rPr>
               <w:t>单位名称</w:t>
             </w:r>
-            <w:proofErr w:type="spellEnd"/>
           </w:p>
         </w:tc>
         <w:tc>
@@ -2715,7 +2690,6 @@
             <w:pPr>
               <w:spacing w:before="100" w:after="100"/>
             </w:pPr>
-            <w:proofErr w:type="spellStart"/>
             <w:r>
               <w:rPr>
                 <w:rFonts w:ascii="宋体" w:eastAsia="宋体" w:hAnsi="宋体"/>
@@ -2724,7 +2698,6 @@
               </w:rPr>
               <w:t>委托项目名称</w:t>
             </w:r>
-            <w:proofErr w:type="spellEnd"/>
           </w:p>
         </w:tc>
         <w:tc>
@@ -2762,7 +2735,6 @@
             <w:pPr>
               <w:spacing w:before="100" w:after="100"/>
             </w:pPr>
-            <w:proofErr w:type="spellStart"/>
             <w:r>
               <w:rPr>
                 <w:rFonts w:ascii="宋体" w:eastAsia="宋体" w:hAnsi="宋体"/>
@@ -2771,7 +2743,6 @@
               </w:rPr>
               <w:t>单位地址</w:t>
             </w:r>
-            <w:proofErr w:type="spellEnd"/>
           </w:p>
         </w:tc>
         <w:tc>
@@ -2799,7 +2770,6 @@
             <w:pPr>
               <w:spacing w:before="100" w:after="100"/>
             </w:pPr>
-            <w:proofErr w:type="spellStart"/>
             <w:r>
               <w:rPr>
                 <w:rFonts w:ascii="宋体" w:eastAsia="宋体" w:hAnsi="宋体"/>
@@ -2808,7 +2778,6 @@
               </w:rPr>
               <w:t>邮政编码</w:t>
             </w:r>
-            <w:proofErr w:type="spellEnd"/>
           </w:p>
         </w:tc>
         <w:tc>
@@ -2846,7 +2815,6 @@
             <w:pPr>
               <w:spacing w:before="100" w:after="100"/>
             </w:pPr>
-            <w:proofErr w:type="spellStart"/>
             <w:r>
               <w:rPr>
                 <w:rFonts w:ascii="宋体" w:eastAsia="宋体" w:hAnsi="宋体"/>
@@ -2855,7 +2823,6 @@
               </w:rPr>
               <w:t>联系人</w:t>
             </w:r>
-            <w:proofErr w:type="spellEnd"/>
           </w:p>
         </w:tc>
         <w:tc>
@@ -2880,7 +2847,6 @@
             <w:pPr>
               <w:spacing w:before="100" w:after="100"/>
             </w:pPr>
-            <w:proofErr w:type="spellStart"/>
             <w:r>
               <w:rPr>
                 <w:rFonts w:ascii="宋体" w:eastAsia="宋体" w:hAnsi="宋体"/>
@@ -2889,7 +2855,6 @@
               </w:rPr>
               <w:t>联系电话</w:t>
             </w:r>
-            <w:proofErr w:type="spellEnd"/>
           </w:p>
         </w:tc>
         <w:tc>
@@ -2916,7 +2881,6 @@
             <w:pPr>
               <w:spacing w:before="100" w:after="100"/>
             </w:pPr>
-            <w:proofErr w:type="spellStart"/>
             <w:r>
               <w:rPr>
                 <w:rFonts w:ascii="宋体" w:eastAsia="宋体" w:hAnsi="宋体"/>
@@ -2925,7 +2889,6 @@
               </w:rPr>
               <w:t>联系人EMAIL</w:t>
             </w:r>
-            <w:proofErr w:type="spellEnd"/>
           </w:p>
         </w:tc>
         <w:tc>
@@ -2945,8 +2908,9 @@
     </w:tbl>
     <w:p>
       <w:pPr>
-        <w:pStyle w:val="Heading2"/>
-        <w:rPr>
+        <w:pStyle w:val="2"/>
+        <w:rPr>
+          <w:rFonts w:hint="eastAsia"/>
           <w:lang w:eastAsia="zh-CN"/>
         </w:rPr>
       </w:pPr>
@@ -2959,8 +2923,9 @@
     </w:p>
     <w:p>
       <w:pPr>
-        <w:pStyle w:val="Heading1"/>
-        <w:rPr>
+        <w:pStyle w:val="1"/>
+        <w:rPr>
+          <w:rFonts w:hint="eastAsia"/>
           <w:lang w:eastAsia="zh-CN"/>
         </w:rPr>
       </w:pPr>
@@ -2976,7 +2941,7 @@
     </w:p>
     <w:p>
       <w:pPr>
-        <w:pStyle w:val="ListParagraph"/>
+        <w:pStyle w:val="af3"/>
         <w:keepNext/>
         <w:keepLines/>
         <w:numPr>
@@ -2987,7 +2952,7 @@
         <w:ind w:firstLineChars="0"/>
         <w:outlineLvl w:val="1"/>
         <w:rPr>
-          <w:rFonts w:ascii="黑体" w:eastAsia="黑体" w:hAnsi="黑体"/>
+          <w:rFonts w:ascii="黑体" w:eastAsia="黑体" w:hAnsi="黑体" w:hint="eastAsia"/>
           <w:b/>
           <w:vanish/>
           <w:sz w:val="32"/>
@@ -3009,12 +2974,13 @@
     </w:p>
     <w:p>
       <w:pPr>
-        <w:pStyle w:val="Heading2"/>
+        <w:pStyle w:val="2"/>
         <w:numPr>
           <w:ilvl w:val="1"/>
           <w:numId w:val="1"/>
         </w:numPr>
         <w:rPr>
+          <w:rFonts w:hint="eastAsia"/>
           <w:lang w:eastAsia="zh-CN"/>
         </w:rPr>
       </w:pPr>
@@ -3048,7 +3014,7 @@
           <w:rFonts w:ascii="宋体" w:eastAsia="宋体" w:hAnsi="宋体" w:hint="eastAsia"/>
           <w:lang w:eastAsia="zh-CN"/>
         </w:rPr>
-        <w:t xml:space="preserve">{{targets_text}}</w:t>
+        <w:t>{{targets_text}}</w:t>
       </w:r>
       <w:r>
         <w:rPr>
@@ -3060,12 +3026,13 @@
     </w:p>
     <w:p>
       <w:pPr>
-        <w:pStyle w:val="Heading2"/>
+        <w:pStyle w:val="2"/>
         <w:numPr>
           <w:ilvl w:val="1"/>
           <w:numId w:val="1"/>
         </w:numPr>
         <w:rPr>
+          <w:rFonts w:hint="eastAsia"/>
           <w:lang w:eastAsia="zh-CN"/>
         </w:rPr>
       </w:pPr>
@@ -3125,7 +3092,6 @@
             <w:pPr>
               <w:spacing w:before="100" w:after="100"/>
             </w:pPr>
-            <w:proofErr w:type="spellStart"/>
             <w:r>
               <w:rPr>
                 <w:rFonts w:ascii="宋体" w:eastAsia="宋体" w:hAnsi="宋体"/>
@@ -3134,7 +3100,6 @@
               </w:rPr>
               <w:t>序号</w:t>
             </w:r>
-            <w:proofErr w:type="spellEnd"/>
           </w:p>
         </w:tc>
         <w:tc>
@@ -3147,7 +3112,6 @@
             <w:pPr>
               <w:spacing w:before="100" w:after="100"/>
             </w:pPr>
-            <w:proofErr w:type="spellStart"/>
             <w:r>
               <w:rPr>
                 <w:rFonts w:ascii="宋体" w:eastAsia="宋体" w:hAnsi="宋体"/>
@@ -3156,7 +3120,6 @@
               </w:rPr>
               <w:t>名称</w:t>
             </w:r>
-            <w:proofErr w:type="spellEnd"/>
           </w:p>
         </w:tc>
         <w:tc>
@@ -3169,7 +3132,6 @@
             <w:pPr>
               <w:spacing w:before="100" w:after="100"/>
             </w:pPr>
-            <w:proofErr w:type="spellStart"/>
             <w:r>
               <w:rPr>
                 <w:rFonts w:ascii="宋体" w:eastAsia="宋体" w:hAnsi="宋体"/>
@@ -3178,7 +3140,6 @@
               </w:rPr>
               <w:t>备注</w:t>
             </w:r>
-            <w:proofErr w:type="spellEnd"/>
           </w:p>
         </w:tc>
       </w:tr>
@@ -3248,7 +3209,7 @@
             <w:pPr>
               <w:spacing w:before="100" w:after="100"/>
               <w:rPr>
-                <w:rFonts w:ascii="宋体" w:eastAsia="宋体" w:hAnsi="宋体"/>
+                <w:rFonts w:ascii="宋体" w:eastAsia="宋体" w:hAnsi="宋体" w:hint="eastAsia"/>
                 <w:szCs w:val="20"/>
                 <w:lang w:eastAsia="zh-CN"/>
               </w:rPr>
@@ -3319,7 +3280,7 @@
             <w:pPr>
               <w:spacing w:before="100" w:after="100"/>
               <w:rPr>
-                <w:rFonts w:ascii="宋体" w:eastAsia="宋体" w:hAnsi="宋体"/>
+                <w:rFonts w:ascii="宋体" w:eastAsia="宋体" w:hAnsi="宋体" w:hint="eastAsia"/>
                 <w:szCs w:val="20"/>
                 <w:lang w:eastAsia="zh-CN"/>
               </w:rPr>
@@ -3368,12 +3329,13 @@
     </w:tbl>
     <w:p>
       <w:pPr>
-        <w:pStyle w:val="Heading2"/>
+        <w:pStyle w:val="2"/>
         <w:numPr>
           <w:ilvl w:val="1"/>
           <w:numId w:val="1"/>
         </w:numPr>
         <w:rPr>
+          <w:rFonts w:hint="eastAsia"/>
           <w:lang w:eastAsia="zh-CN"/>
         </w:rPr>
       </w:pPr>
@@ -3382,7 +3344,6 @@
         <w:rPr>
           <w:lang w:eastAsia="zh-CN"/>
         </w:rPr>
-        <w:lastRenderedPageBreak/>
         <w:t>测试过程</w:t>
       </w:r>
       <w:bookmarkEnd w:id="11"/>
@@ -3402,7 +3363,7 @@
           <w:rFonts w:ascii="宋体" w:eastAsia="宋体" w:hAnsi="宋体" w:hint="eastAsia"/>
           <w:lang w:eastAsia="zh-CN"/>
         </w:rPr>
-        <w:t xml:space="preserve">{{start_time}}</w:t>
+        <w:t>{{start_time}}</w:t>
       </w:r>
       <w:r>
         <w:rPr>
@@ -3416,7 +3377,7 @@
           <w:rFonts w:ascii="宋体" w:eastAsia="宋体" w:hAnsi="宋体" w:hint="eastAsia"/>
           <w:lang w:eastAsia="zh-CN"/>
         </w:rPr>
-        <w:t xml:space="preserve">{{end_time}}</w:t>
+        <w:t>{{end_time}}</w:t>
       </w:r>
       <w:r>
         <w:rPr>
@@ -3433,16 +3394,16 @@
         <w:ind w:firstLine="480"/>
         <w:jc w:val="left"/>
         <w:rPr>
-          <w:rFonts w:ascii="宋体" w:eastAsia="宋体" w:hAnsi="宋体"/>
-          <w:lang w:eastAsia="zh-CN"/>
-        </w:rPr>
-      </w:pPr>
-      <w:r>
-        <w:rPr>
           <w:rFonts w:ascii="宋体" w:eastAsia="宋体" w:hAnsi="宋体" w:hint="eastAsia"/>
           <w:lang w:eastAsia="zh-CN"/>
         </w:rPr>
-        <w:t xml:space="preserve">{{end_time}}</w:t>
+      </w:pPr>
+      <w:r>
+        <w:rPr>
+          <w:rFonts w:ascii="宋体" w:eastAsia="宋体" w:hAnsi="宋体" w:hint="eastAsia"/>
+          <w:lang w:eastAsia="zh-CN"/>
+        </w:rPr>
+        <w:t>{{end_time}}</w:t>
       </w:r>
       <w:r>
         <w:rPr>
@@ -3458,7 +3419,7 @@
         <w:spacing w:after="0" w:line="240" w:lineRule="auto"/>
         <w:jc w:val="left"/>
         <w:rPr>
-          <w:rFonts w:ascii="宋体" w:eastAsia="宋体" w:hAnsi="宋体"/>
+          <w:rFonts w:ascii="宋体" w:eastAsia="宋体" w:hAnsi="宋体" w:hint="eastAsia"/>
           <w:lang w:eastAsia="zh-CN"/>
         </w:rPr>
       </w:pPr>
@@ -3484,8 +3445,9 @@
     </w:p>
     <w:p>
       <w:pPr>
-        <w:pStyle w:val="Heading1"/>
-        <w:rPr>
+        <w:pStyle w:val="1"/>
+        <w:rPr>
+          <w:rFonts w:hint="eastAsia"/>
           <w:lang w:eastAsia="zh-CN"/>
         </w:rPr>
       </w:pPr>
@@ -3506,15 +3468,14 @@
       </w:pPr>
       <w:r>
         <w:rPr>
-          <w:rFonts w:hint="eastAsia"/>
-          <w:lang w:eastAsia="zh-CN"/>
-        </w:rPr>
-        <w:t>{{#s}}</w:t>
-      </w:r>
-    </w:p>
-    <w:p>
-      <w:pPr>
-        <w:pStyle w:val="ListParagraph"/>
+          <w:lang w:eastAsia="zh-CN"/>
+        </w:rPr>
+        <w:t>{{#vulnerabilities}}</w:t>
+      </w:r>
+    </w:p>
+    <w:p>
+      <w:pPr>
+        <w:pStyle w:val="af3"/>
         <w:keepNext/>
         <w:keepLines/>
         <w:numPr>
@@ -3525,7 +3486,7 @@
         <w:ind w:firstLineChars="0"/>
         <w:outlineLvl w:val="1"/>
         <w:rPr>
-          <w:rFonts w:ascii="黑体" w:eastAsia="黑体" w:hAnsi="黑体"/>
+          <w:rFonts w:ascii="黑体" w:eastAsia="黑体" w:hAnsi="黑体" w:hint="eastAsia"/>
           <w:b/>
           <w:vanish/>
           <w:sz w:val="32"/>
@@ -3547,8 +3508,9 @@
     </w:p>
     <w:p>
       <w:pPr>
-        <w:pStyle w:val="Heading2"/>
-        <w:rPr>
+        <w:pStyle w:val="2"/>
+        <w:rPr>
+          <w:rFonts w:hint="eastAsia"/>
           <w:lang w:eastAsia="zh-CN"/>
         </w:rPr>
       </w:pPr>
@@ -3578,7 +3540,28 @@
     </w:p>
     <w:p>
       <w:pPr>
-        <w:spacing w:before="100" w:after="100"/>
+        <w:rPr>
+          <w:rFonts w:asciiTheme="minorEastAsia" w:hAnsiTheme="minorEastAsia" w:hint="eastAsia"/>
+          <w:b/>
+          <w:sz w:val="28"/>
+          <w:szCs w:val="28"/>
+          <w:lang w:eastAsia="zh-CN"/>
+        </w:rPr>
+      </w:pPr>
+      <w:bookmarkStart w:id="20" w:name="_Toc172281197"/>
+      <w:r>
+        <w:rPr>
+          <w:rFonts w:asciiTheme="minorEastAsia" w:hAnsiTheme="minorEastAsia" w:hint="eastAsia"/>
+          <w:b/>
+          <w:sz w:val="28"/>
+          <w:szCs w:val="28"/>
+          <w:lang w:eastAsia="zh-CN"/>
+        </w:rPr>
+        <w:t>漏洞位置</w:t>
+      </w:r>
+    </w:p>
+    <w:p>
+      <w:pPr>
         <w:rPr>
           <w:rFonts w:asciiTheme="minorEastAsia" w:hAnsiTheme="minorEastAsia"/>
           <w:b/>
@@ -3595,28 +3578,11 @@
           <w:szCs w:val="28"/>
           <w:lang w:eastAsia="zh-CN"/>
         </w:rPr>
-        <w:t>漏洞位置</w:t>
-      </w:r>
-    </w:p>
-    <w:p>
-      <w:pPr>
-        <w:pStyle w:val="DocDefaults"/>
-        <w:rPr>
-          <w:rFonts w:eastAsiaTheme="minorEastAsia"/>
-          <w:lang w:eastAsia="zh-CN"/>
-        </w:rPr>
-      </w:pPr>
-      <w:r>
-        <w:rPr>
-          <w:rFonts w:eastAsiaTheme="minorEastAsia" w:hint="eastAsia"/>
-          <w:lang w:eastAsia="zh-CN"/>
-        </w:rPr>
         <w:t>{{location}}</w:t>
       </w:r>
     </w:p>
     <w:p>
       <w:pPr>
-        <w:spacing w:before="100" w:after="100"/>
         <w:rPr>
           <w:rFonts w:asciiTheme="minorEastAsia" w:hAnsiTheme="minorEastAsia"/>
           <w:b/>
@@ -3625,7 +3591,30 @@
           <w:lang w:eastAsia="zh-CN"/>
         </w:rPr>
       </w:pPr>
-      <w:r>
+    </w:p>
+    <w:p>
+      <w:pPr>
+        <w:rPr>
+          <w:rFonts w:asciiTheme="minorEastAsia" w:hAnsiTheme="minorEastAsia" w:hint="eastAsia"/>
+          <w:b/>
+          <w:sz w:val="28"/>
+          <w:szCs w:val="28"/>
+          <w:lang w:eastAsia="zh-CN"/>
+        </w:rPr>
+      </w:pPr>
+      <w:r>
+        <w:rPr>
+          <w:rFonts w:asciiTheme="minorEastAsia" w:hAnsiTheme="minorEastAsia" w:hint="eastAsia"/>
+          <w:b/>
+          <w:sz w:val="28"/>
+          <w:szCs w:val="28"/>
+          <w:lang w:eastAsia="zh-CN"/>
+        </w:rPr>
+        <w:t>漏洞描述</w:t>
+      </w:r>
+    </w:p>
+    <w:p>
+      <w:pPr>
         <w:rPr>
           <w:rFonts w:asciiTheme="minorEastAsia" w:hAnsiTheme="minorEastAsia"/>
           <w:b/>
@@ -3633,73 +3622,8 @@
           <w:szCs w:val="28"/>
           <w:lang w:eastAsia="zh-CN"/>
         </w:rPr>
-        <w:t>漏洞描述</w:t>
-      </w:r>
-    </w:p>
-    <w:p>
-      <w:pPr>
-        <w:ind w:firstLineChars="200" w:firstLine="480"/>
-      </w:pPr>
-      <w:r>
-        <w:t>{{#t}}</w:t>
-      </w:r>
-    </w:p>
-    <w:p>
-      <w:pPr>
-        <w:ind w:firstLineChars="200" w:firstLine="480"/>
-      </w:pPr>
-      <w:r>
-        <w:t>{{?$item.type === 'text'}}</w:t>
-      </w:r>
-    </w:p>
-    <w:p>
-      <w:pPr>
-        <w:ind w:firstLineChars="200" w:firstLine="480"/>
-      </w:pPr>
-      <w:r>
-        <w:t>{{content}}</w:t>
-      </w:r>
-    </w:p>
-    <w:p>
-      <w:pPr>
-        <w:ind w:firstLineChars="200" w:firstLine="480"/>
-      </w:pPr>
-      <w:r>
-        <w:t>{{/}}</w:t>
-      </w:r>
-    </w:p>
-    <w:p>
-      <w:r>
-        <w:t>{{?$item.type === 'image'}}</w:t>
-      </w:r>
-    </w:p>
-    <w:p>
-      <w:pPr>
-        <w:ind w:firstLineChars="200" w:firstLine="480"/>
-      </w:pPr>
-      <w:r>
-        <w:t>{{@content}}</w:t>
-      </w:r>
-    </w:p>
-    <w:p>
-      <w:pPr>
-        <w:ind w:firstLineChars="200" w:firstLine="480"/>
-      </w:pPr>
-      <w:r>
-        <w:t>{{/}}</w:t>
-      </w:r>
-    </w:p>
-    <w:p>
-      <w:pPr>
-        <w:ind w:firstLineChars="200" w:firstLine="480"/>
-      </w:pPr>
-      <w:r>
-        <w:t>{{/item}}</w:t>
-      </w:r>
-    </w:p>
-    <w:p>
-      <w:pPr>
-        <w:spacing w:before="100" w:after="100"/>
+      </w:pPr>
+      <w:r>
         <w:rPr>
           <w:rFonts w:asciiTheme="minorEastAsia" w:hAnsiTheme="minorEastAsia"/>
           <w:b/>
@@ -3707,8 +3631,11 @@
           <w:szCs w:val="28"/>
           <w:lang w:eastAsia="zh-CN"/>
         </w:rPr>
-      </w:pPr>
-      <w:r>
+        <w:t>{{#description}}</w:t>
+      </w:r>
+    </w:p>
+    <w:p>
+      <w:pPr>
         <w:rPr>
           <w:rFonts w:asciiTheme="minorEastAsia" w:hAnsiTheme="minorEastAsia"/>
           <w:b/>
@@ -3716,48 +3643,226 @@
           <w:szCs w:val="28"/>
           <w:lang w:eastAsia="zh-CN"/>
         </w:rPr>
+      </w:pPr>
+      <w:r>
+        <w:rPr>
+          <w:rFonts w:asciiTheme="minorEastAsia" w:hAnsiTheme="minorEastAsia"/>
+          <w:b/>
+          <w:sz w:val="28"/>
+          <w:szCs w:val="28"/>
+          <w:lang w:eastAsia="zh-CN"/>
+        </w:rPr>
+        <w:t>{{?type === 'text'}}</w:t>
+      </w:r>
+    </w:p>
+    <w:p>
+      <w:pPr>
+        <w:rPr>
+          <w:rFonts w:asciiTheme="minorEastAsia" w:hAnsiTheme="minorEastAsia"/>
+          <w:b/>
+          <w:sz w:val="28"/>
+          <w:szCs w:val="28"/>
+          <w:lang w:eastAsia="zh-CN"/>
+        </w:rPr>
+      </w:pPr>
+      <w:r>
+        <w:rPr>
+          <w:rFonts w:asciiTheme="minorEastAsia" w:hAnsiTheme="minorEastAsia"/>
+          <w:b/>
+          <w:sz w:val="28"/>
+          <w:szCs w:val="28"/>
+          <w:lang w:eastAsia="zh-CN"/>
+        </w:rPr>
+        <w:t>{{content}}</w:t>
+      </w:r>
+    </w:p>
+    <w:p>
+      <w:pPr>
+        <w:rPr>
+          <w:rFonts w:asciiTheme="minorEastAsia" w:hAnsiTheme="minorEastAsia"/>
+          <w:b/>
+          <w:sz w:val="28"/>
+          <w:szCs w:val="28"/>
+          <w:lang w:eastAsia="zh-CN"/>
+        </w:rPr>
+      </w:pPr>
+      <w:r>
+        <w:rPr>
+          <w:rFonts w:asciiTheme="minorEastAsia" w:hAnsiTheme="minorEastAsia"/>
+          <w:b/>
+          <w:sz w:val="28"/>
+          <w:szCs w:val="28"/>
+          <w:lang w:eastAsia="zh-CN"/>
+        </w:rPr>
+        <w:t>{{/type}}</w:t>
+      </w:r>
+    </w:p>
+    <w:p>
+      <w:pPr>
+        <w:rPr>
+          <w:rFonts w:asciiTheme="minorEastAsia" w:hAnsiTheme="minorEastAsia"/>
+          <w:b/>
+          <w:sz w:val="28"/>
+          <w:szCs w:val="28"/>
+          <w:lang w:eastAsia="zh-CN"/>
+        </w:rPr>
+      </w:pPr>
+      <w:r>
+        <w:rPr>
+          <w:rFonts w:asciiTheme="minorEastAsia" w:hAnsiTheme="minorEastAsia"/>
+          <w:b/>
+          <w:sz w:val="28"/>
+          <w:szCs w:val="28"/>
+          <w:lang w:eastAsia="zh-CN"/>
+        </w:rPr>
+        <w:t>{{?type === 'image'}}</w:t>
+      </w:r>
+    </w:p>
+    <w:p>
+      <w:pPr>
+        <w:rPr>
+          <w:rFonts w:asciiTheme="minorEastAsia" w:hAnsiTheme="minorEastAsia"/>
+          <w:b/>
+          <w:sz w:val="28"/>
+          <w:szCs w:val="28"/>
+          <w:lang w:eastAsia="zh-CN"/>
+        </w:rPr>
+      </w:pPr>
+      <w:r>
+        <w:rPr>
+          <w:rFonts w:asciiTheme="minorEastAsia" w:hAnsiTheme="minorEastAsia"/>
+          <w:b/>
+          <w:sz w:val="28"/>
+          <w:szCs w:val="28"/>
+          <w:lang w:eastAsia="zh-CN"/>
+        </w:rPr>
+        <w:t>{{@content}}</w:t>
+      </w:r>
+    </w:p>
+    <w:p>
+      <w:pPr>
+        <w:rPr>
+          <w:rFonts w:asciiTheme="minorEastAsia" w:hAnsiTheme="minorEastAsia"/>
+          <w:b/>
+          <w:sz w:val="28"/>
+          <w:szCs w:val="28"/>
+          <w:lang w:eastAsia="zh-CN"/>
+        </w:rPr>
+      </w:pPr>
+      <w:r>
+        <w:rPr>
+          <w:rFonts w:asciiTheme="minorEastAsia" w:hAnsiTheme="minorEastAsia"/>
+          <w:b/>
+          <w:sz w:val="28"/>
+          <w:szCs w:val="28"/>
+          <w:lang w:eastAsia="zh-CN"/>
+        </w:rPr>
+        <w:t>{{/type}}</w:t>
+      </w:r>
+    </w:p>
+    <w:p>
+      <w:pPr>
+        <w:rPr>
+          <w:rFonts w:asciiTheme="minorEastAsia" w:hAnsiTheme="minorEastAsia"/>
+          <w:b/>
+          <w:sz w:val="28"/>
+          <w:szCs w:val="28"/>
+          <w:lang w:eastAsia="zh-CN"/>
+        </w:rPr>
+      </w:pPr>
+      <w:r>
+        <w:rPr>
+          <w:rFonts w:asciiTheme="minorEastAsia" w:hAnsiTheme="minorEastAsia"/>
+          <w:b/>
+          <w:sz w:val="28"/>
+          <w:szCs w:val="28"/>
+          <w:lang w:eastAsia="zh-CN"/>
+        </w:rPr>
+        <w:t>{{/description}}</w:t>
+      </w:r>
+    </w:p>
+    <w:p>
+      <w:pPr>
+        <w:rPr>
+          <w:rFonts w:asciiTheme="minorEastAsia" w:hAnsiTheme="minorEastAsia"/>
+          <w:b/>
+          <w:sz w:val="28"/>
+          <w:szCs w:val="28"/>
+          <w:lang w:eastAsia="zh-CN"/>
+        </w:rPr>
+      </w:pPr>
+    </w:p>
+    <w:p>
+      <w:pPr>
+        <w:rPr>
+          <w:rFonts w:asciiTheme="minorEastAsia" w:hAnsiTheme="minorEastAsia" w:hint="eastAsia"/>
+          <w:b/>
+          <w:sz w:val="28"/>
+          <w:szCs w:val="28"/>
+          <w:lang w:eastAsia="zh-CN"/>
+        </w:rPr>
+      </w:pPr>
+      <w:r>
+        <w:rPr>
+          <w:rFonts w:asciiTheme="minorEastAsia" w:hAnsiTheme="minorEastAsia" w:hint="eastAsia"/>
+          <w:b/>
+          <w:sz w:val="28"/>
+          <w:szCs w:val="28"/>
+          <w:lang w:eastAsia="zh-CN"/>
+        </w:rPr>
         <w:t>漏洞建议</w:t>
       </w:r>
     </w:p>
     <w:p>
       <w:pPr>
         <w:rPr>
-          <w:lang w:eastAsia="zh-CN"/>
-        </w:rPr>
-      </w:pPr>
-      <w:r>
+          <w:rFonts w:asciiTheme="minorEastAsia" w:hAnsiTheme="minorEastAsia"/>
+          <w:b/>
+          <w:sz w:val="28"/>
+          <w:szCs w:val="28"/>
+          <w:lang w:eastAsia="zh-CN"/>
+        </w:rPr>
+      </w:pPr>
+      <w:r>
+        <w:rPr>
+          <w:rFonts w:asciiTheme="minorEastAsia" w:hAnsiTheme="minorEastAsia"/>
+          <w:b/>
+          <w:sz w:val="28"/>
+          <w:szCs w:val="28"/>
+          <w:lang w:eastAsia="zh-CN"/>
+        </w:rPr>
+        <w:t>{{vul_advice}}</w:t>
+      </w:r>
+    </w:p>
+    <w:p>
+      <w:pPr>
+        <w:rPr>
+          <w:lang w:eastAsia="zh-CN"/>
+        </w:rPr>
+      </w:pPr>
+      <w:r>
+        <w:rPr>
+          <w:rFonts w:asciiTheme="minorEastAsia" w:hAnsiTheme="minorEastAsia"/>
+          <w:b/>
+          <w:sz w:val="28"/>
+          <w:szCs w:val="28"/>
+          <w:lang w:eastAsia="zh-CN"/>
+        </w:rPr>
+        <w:lastRenderedPageBreak/>
+        <w:t>{{/vulnerabilities}}</w:t>
+      </w:r>
+      <w:r>
+        <w:rPr>
+          <w:lang w:eastAsia="zh-CN"/>
+        </w:rPr>
+        <w:br w:type="page"/>
+      </w:r>
+    </w:p>
+    <w:p>
+      <w:pPr>
+        <w:pStyle w:val="1"/>
         <w:rPr>
           <w:rFonts w:hint="eastAsia"/>
-          <w:lang w:eastAsia="zh-CN"/>
-        </w:rPr>
-        <w:t>{{vul_advice}}</w:t>
-      </w:r>
-    </w:p>
-    <w:p>
-      <w:pPr>
-        <w:rPr>
-          <w:lang w:eastAsia="zh-CN"/>
-        </w:rPr>
-      </w:pPr>
-      <w:bookmarkStart w:id="20" w:name="_Toc172281197"/>
-      <w:r>
-        <w:rPr>
-          <w:rFonts w:hint="eastAsia"/>
-          <w:lang w:eastAsia="zh-CN"/>
-        </w:rPr>
-        <w:t>{{/vuln}}</w:t>
-      </w:r>
-      <w:r>
-        <w:rPr>
-          <w:lang w:eastAsia="zh-CN"/>
-        </w:rPr>
-        <w:br w:type="page"/>
-      </w:r>
-    </w:p>
-    <w:p>
-      <w:pPr>
-        <w:pStyle w:val="Heading1"/>
-        <w:rPr>
           <w:lang w:eastAsia="zh-CN"/>
         </w:rPr>
       </w:pPr>
@@ -3792,7 +3897,7 @@
           <w:rFonts w:ascii="宋体" w:eastAsia="宋体" w:hAnsi="宋体" w:hint="eastAsia"/>
           <w:lang w:eastAsia="zh-CN"/>
         </w:rPr>
-        <w:t xml:space="preserve">{{targets_text}}</w:t>
+        <w:t>{{targets_text}}</w:t>
       </w:r>
       <w:r>
         <w:rPr>
@@ -3822,7 +3927,7 @@
     </w:p>
     <w:p>
       <w:pPr>
-        <w:pStyle w:val="ListParagraph"/>
+        <w:pStyle w:val="af3"/>
         <w:keepNext/>
         <w:keepLines/>
         <w:numPr>
@@ -3833,7 +3938,7 @@
         <w:ind w:firstLineChars="0"/>
         <w:outlineLvl w:val="1"/>
         <w:rPr>
-          <w:rFonts w:ascii="黑体" w:eastAsia="黑体" w:hAnsi="黑体"/>
+          <w:rFonts w:ascii="黑体" w:eastAsia="黑体" w:hAnsi="黑体" w:hint="eastAsia"/>
           <w:b/>
           <w:vanish/>
           <w:sz w:val="32"/>
@@ -3855,12 +3960,13 @@
     </w:p>
     <w:p>
       <w:pPr>
-        <w:pStyle w:val="Heading2"/>
+        <w:pStyle w:val="2"/>
         <w:numPr>
           <w:ilvl w:val="1"/>
           <w:numId w:val="1"/>
         </w:numPr>
         <w:rPr>
+          <w:rFonts w:hint="eastAsia"/>
           <w:lang w:eastAsia="zh-CN"/>
         </w:rPr>
       </w:pPr>
@@ -3895,7 +4001,20 @@
         <w:rPr>
           <w:lang w:eastAsia="zh-CN"/>
         </w:rPr>
-        <w:t xml:space="preserve">{{system_status_xml}}</w:t>
+        <w:t>{{system_status_</w:t>
+      </w:r>
+      <w:r>
+        <w:rPr>
+          <w:rFonts w:hint="eastAsia"/>
+          <w:lang w:eastAsia="zh-CN"/>
+        </w:rPr>
+        <w:t>text</w:t>
+      </w:r>
+      <w:r>
+        <w:rPr>
+          <w:lang w:eastAsia="zh-CN"/>
+        </w:rPr>
+        <w:t>}}</w:t>
       </w:r>
     </w:p>
     <w:p>
@@ -3938,7 +4057,7 @@
           <w:rFonts w:ascii="宋体" w:eastAsia="宋体" w:hAnsi="宋体" w:hint="eastAsia"/>
           <w:lang w:eastAsia="zh-CN"/>
         </w:rPr>
-        <w:t xml:space="preserve">{{targets_text}}</w:t>
+        <w:t>{{targets_text}}</w:t>
       </w:r>
       <w:r>
         <w:rPr>
@@ -3985,7 +4104,7 @@
           <w:rFonts w:ascii="宋体" w:eastAsia="宋体" w:hAnsi="宋体" w:hint="eastAsia"/>
           <w:lang w:eastAsia="zh-CN"/>
         </w:rPr>
-        <w:t xml:space="preserve">{{targets_text}}</w:t>
+        <w:t>{{targets_text}}</w:t>
       </w:r>
       <w:r>
         <w:rPr>
@@ -3998,7 +4117,20 @@
         <w:rPr>
           <w:lang w:eastAsia="zh-CN"/>
         </w:rPr>
-        <w:t xml:space="preserve">{{system_status_xml}}</w:t>
+        <w:t>{{system_status_</w:t>
+      </w:r>
+      <w:r>
+        <w:rPr>
+          <w:rFonts w:hint="eastAsia"/>
+          <w:lang w:eastAsia="zh-CN"/>
+        </w:rPr>
+        <w:t>text</w:t>
+      </w:r>
+      <w:r>
+        <w:rPr>
+          <w:lang w:eastAsia="zh-CN"/>
+        </w:rPr>
+        <w:t>}}</w:t>
       </w:r>
       <w:r>
         <w:rPr>
@@ -4025,12 +4157,13 @@
     </w:p>
     <w:p>
       <w:pPr>
-        <w:pStyle w:val="Heading2"/>
+        <w:pStyle w:val="2"/>
         <w:numPr>
           <w:ilvl w:val="1"/>
           <w:numId w:val="1"/>
         </w:numPr>
         <w:rPr>
+          <w:rFonts w:hint="eastAsia"/>
           <w:lang w:eastAsia="zh-CN"/>
         </w:rPr>
       </w:pPr>
@@ -4129,7 +4262,6 @@
         <w:rPr>
           <w:rFonts w:ascii="宋体" w:eastAsia="宋体" w:hAnsi="宋体"/>
         </w:rPr>
-        <w:lastRenderedPageBreak/>
         <w:sym w:font="Wingdings" w:char="F06C"/>
       </w:r>
       <w:r>
@@ -4137,23 +4269,7 @@
           <w:rFonts w:ascii="宋体" w:eastAsia="宋体" w:hAnsi="宋体"/>
           <w:lang w:eastAsia="zh-CN"/>
         </w:rPr>
-        <w:t xml:space="preserve"> 严格检查Apache、Tomcat、</w:t>
-      </w:r>
-      <w:proofErr w:type="spellStart"/>
-      <w:r>
-        <w:rPr>
-          <w:rFonts w:ascii="宋体" w:eastAsia="宋体" w:hAnsi="宋体"/>
-          <w:lang w:eastAsia="zh-CN"/>
-        </w:rPr>
-        <w:t>Weglogic</w:t>
-      </w:r>
-      <w:proofErr w:type="spellEnd"/>
-      <w:r>
-        <w:rPr>
-          <w:rFonts w:ascii="宋体" w:eastAsia="宋体" w:hAnsi="宋体"/>
-          <w:lang w:eastAsia="zh-CN"/>
-        </w:rPr>
-        <w:t>、IIS等中间件的配置。</w:t>
+        <w:t xml:space="preserve"> 严格检查Apache、Tomcat、Weglogic、IIS等中间件的配置。</w:t>
       </w:r>
     </w:p>
     <w:p>
@@ -4242,6 +4358,7 @@
         <w:rPr>
           <w:rFonts w:ascii="宋体" w:eastAsia="宋体" w:hAnsi="宋体"/>
         </w:rPr>
+        <w:lastRenderedPageBreak/>
         <w:sym w:font="Wingdings" w:char="F06C"/>
       </w:r>
       <w:r>
@@ -4249,23 +4366,7 @@
           <w:rFonts w:ascii="宋体" w:eastAsia="宋体" w:hAnsi="宋体"/>
           <w:lang w:eastAsia="zh-CN"/>
         </w:rPr>
-        <w:t xml:space="preserve"> 对所有用户的URL进行Token、</w:t>
-      </w:r>
-      <w:proofErr w:type="spellStart"/>
-      <w:r>
-        <w:rPr>
-          <w:rFonts w:ascii="宋体" w:eastAsia="宋体" w:hAnsi="宋体"/>
-          <w:lang w:eastAsia="zh-CN"/>
-        </w:rPr>
-        <w:t>Referer</w:t>
-      </w:r>
-      <w:proofErr w:type="spellEnd"/>
-      <w:r>
-        <w:rPr>
-          <w:rFonts w:ascii="宋体" w:eastAsia="宋体" w:hAnsi="宋体"/>
-          <w:lang w:eastAsia="zh-CN"/>
-        </w:rPr>
-        <w:t>头校验，防止CSRF。</w:t>
+        <w:t xml:space="preserve"> 对所有用户的URL进行Token、Referer头校验，防止CSRF。</w:t>
       </w:r>
     </w:p>
     <w:p>
@@ -4366,12 +4467,13 @@
     </w:p>
     <w:p>
       <w:pPr>
-        <w:pStyle w:val="Heading2"/>
+        <w:pStyle w:val="2"/>
         <w:numPr>
           <w:ilvl w:val="1"/>
           <w:numId w:val="1"/>
         </w:numPr>
         <w:rPr>
+          <w:rFonts w:hint="eastAsia"/>
           <w:lang w:eastAsia="zh-CN"/>
         </w:rPr>
       </w:pPr>
@@ -4417,8 +4519,9 @@
     </w:p>
     <w:p>
       <w:pPr>
-        <w:pStyle w:val="Heading1"/>
-        <w:rPr>
+        <w:pStyle w:val="1"/>
+        <w:rPr>
+          <w:rFonts w:hint="eastAsia"/>
           <w:lang w:eastAsia="zh-CN"/>
         </w:rPr>
       </w:pPr>
@@ -4479,7 +4582,6 @@
                 <w:szCs w:val="21"/>
               </w:rPr>
             </w:pPr>
-            <w:proofErr w:type="spellStart"/>
             <w:r>
               <w:rPr>
                 <w:rFonts w:hint="eastAsia"/>
@@ -4488,7 +4590,6 @@
               </w:rPr>
               <w:t>安全风险状况说明</w:t>
             </w:r>
-            <w:proofErr w:type="spellEnd"/>
           </w:p>
         </w:tc>
       </w:tr>
@@ -4513,7 +4614,7 @@
             <w:pPr>
               <w:jc w:val="center"/>
               <w:rPr>
-                <w:rFonts w:ascii="宋体" w:hAnsi="宋体" w:cs="宋体"/>
+                <w:rFonts w:ascii="宋体" w:hAnsi="宋体" w:cs="宋体" w:hint="eastAsia"/>
                 <w:b/>
                 <w:color w:val="339966"/>
                 <w:szCs w:val="21"/>
@@ -4603,7 +4704,7 @@
             <w:pPr>
               <w:jc w:val="center"/>
               <w:rPr>
-                <w:rFonts w:ascii="宋体" w:hAnsi="宋体" w:cs="宋体"/>
+                <w:rFonts w:ascii="宋体" w:hAnsi="宋体" w:cs="宋体" w:hint="eastAsia"/>
                 <w:b/>
                 <w:color w:val="3366FF"/>
                 <w:szCs w:val="21"/>
@@ -4693,7 +4794,7 @@
             <w:pPr>
               <w:jc w:val="center"/>
               <w:rPr>
-                <w:rFonts w:ascii="宋体" w:hAnsi="宋体" w:cs="宋体"/>
+                <w:rFonts w:ascii="宋体" w:hAnsi="宋体" w:cs="宋体" w:hint="eastAsia"/>
                 <w:b/>
                 <w:color w:val="FF6600"/>
                 <w:szCs w:val="21"/>
@@ -4783,7 +4884,7 @@
             <w:pPr>
               <w:jc w:val="center"/>
               <w:rPr>
-                <w:rFonts w:ascii="宋体" w:hAnsi="宋体" w:cs="宋体"/>
+                <w:rFonts w:ascii="宋体" w:hAnsi="宋体" w:cs="宋体" w:hint="eastAsia"/>
                 <w:b/>
                 <w:color w:val="FF0000"/>
                 <w:szCs w:val="21"/>
@@ -5504,7 +5605,7 @@
     <w:lsdException w:name="Unresolved Mention" w:semiHidden="1" w:unhideWhenUsed="1"/>
     <w:lsdException w:name="Smart Link" w:semiHidden="1" w:unhideWhenUsed="1"/>
   </w:latentStyles>
-  <w:style w:type="paragraph" w:default="1" w:styleId="Normal">
+  <w:style w:type="paragraph" w:default="1" w:styleId="a">
     <w:name w:val="Normal"/>
     <w:qFormat/>
     <w:pPr>
@@ -5520,11 +5621,11 @@
       <w:lang w:eastAsia="en-US"/>
     </w:rPr>
   </w:style>
-  <w:style w:type="paragraph" w:styleId="Heading1">
+  <w:style w:type="paragraph" w:styleId="1">
     <w:name w:val="heading 1"/>
-    <w:basedOn w:val="Normal"/>
-    <w:next w:val="Normal"/>
-    <w:link w:val="Heading1Char"/>
+    <w:basedOn w:val="a"/>
+    <w:next w:val="a"/>
+    <w:link w:val="10"/>
     <w:uiPriority w:val="9"/>
     <w:qFormat/>
     <w:pPr>
@@ -5537,11 +5638,11 @@
       <w:sz w:val="44"/>
     </w:rPr>
   </w:style>
-  <w:style w:type="paragraph" w:styleId="Heading2">
+  <w:style w:type="paragraph" w:styleId="2">
     <w:name w:val="heading 2"/>
-    <w:basedOn w:val="Normal"/>
-    <w:next w:val="Normal"/>
-    <w:link w:val="Heading2Char"/>
+    <w:basedOn w:val="a"/>
+    <w:next w:val="a"/>
+    <w:link w:val="20"/>
     <w:uiPriority w:val="9"/>
     <w:unhideWhenUsed/>
     <w:qFormat/>
@@ -5557,11 +5658,11 @@
       <w:sz w:val="32"/>
     </w:rPr>
   </w:style>
-  <w:style w:type="paragraph" w:styleId="Heading3">
+  <w:style w:type="paragraph" w:styleId="3">
     <w:name w:val="heading 3"/>
-    <w:basedOn w:val="Normal"/>
-    <w:next w:val="Normal"/>
-    <w:link w:val="Heading3Char"/>
+    <w:basedOn w:val="a"/>
+    <w:next w:val="a"/>
+    <w:link w:val="30"/>
     <w:uiPriority w:val="9"/>
     <w:unhideWhenUsed/>
     <w:qFormat/>
@@ -5576,11 +5677,11 @@
       <w:sz w:val="28"/>
     </w:rPr>
   </w:style>
-  <w:style w:type="paragraph" w:styleId="Heading4">
+  <w:style w:type="paragraph" w:styleId="4">
     <w:name w:val="heading 4"/>
-    <w:basedOn w:val="Normal"/>
-    <w:next w:val="Normal"/>
-    <w:link w:val="Heading4Char"/>
+    <w:basedOn w:val="a"/>
+    <w:next w:val="a"/>
+    <w:link w:val="40"/>
     <w:uiPriority w:val="9"/>
     <w:unhideWhenUsed/>
     <w:qFormat/>
@@ -5599,13 +5700,12 @@
       <w:color w:val="4F81BD" w:themeColor="accent1"/>
     </w:rPr>
   </w:style>
-  <w:style w:type="character" w:default="1" w:styleId="DefaultParagraphFont">
+  <w:style w:type="character" w:default="1" w:styleId="a0">
     <w:name w:val="Default Paragraph Font"/>
     <w:uiPriority w:val="1"/>
-    <w:semiHidden/>
     <w:unhideWhenUsed/>
   </w:style>
-  <w:style w:type="table" w:default="1" w:styleId="TableNormal">
+  <w:style w:type="table" w:default="1" w:styleId="a1">
     <w:name w:val="Normal Table"/>
     <w:uiPriority w:val="99"/>
     <w:semiHidden/>
@@ -5620,15 +5720,15 @@
       </w:tblCellMar>
     </w:tblPr>
   </w:style>
-  <w:style w:type="numbering" w:default="1" w:styleId="NoList">
+  <w:style w:type="numbering" w:default="1" w:styleId="a2">
     <w:name w:val="No List"/>
     <w:uiPriority w:val="99"/>
     <w:semiHidden/>
     <w:unhideWhenUsed/>
   </w:style>
-  <w:style w:type="paragraph" w:styleId="NormalIndent">
+  <w:style w:type="paragraph" w:styleId="a3">
     <w:name w:val="Normal Indent"/>
-    <w:basedOn w:val="Normal"/>
+    <w:basedOn w:val="a"/>
     <w:uiPriority w:val="99"/>
     <w:unhideWhenUsed/>
     <w:qFormat/>
@@ -5636,10 +5736,10 @@
       <w:ind w:left="720"/>
     </w:pPr>
   </w:style>
-  <w:style w:type="paragraph" w:styleId="Caption">
+  <w:style w:type="paragraph" w:styleId="a4">
     <w:name w:val="caption"/>
-    <w:basedOn w:val="Normal"/>
-    <w:next w:val="Normal"/>
+    <w:basedOn w:val="a"/>
+    <w:next w:val="a"/>
     <w:uiPriority w:val="35"/>
     <w:semiHidden/>
     <w:unhideWhenUsed/>
@@ -5655,10 +5755,10 @@
       <w:szCs w:val="18"/>
     </w:rPr>
   </w:style>
-  <w:style w:type="paragraph" w:styleId="BalloonText">
+  <w:style w:type="paragraph" w:styleId="a5">
     <w:name w:val="Balloon Text"/>
-    <w:basedOn w:val="Normal"/>
-    <w:link w:val="BalloonTextChar"/>
+    <w:basedOn w:val="a"/>
+    <w:link w:val="a6"/>
     <w:uiPriority w:val="99"/>
     <w:semiHidden/>
     <w:unhideWhenUsed/>
@@ -5671,10 +5771,10 @@
       <w:szCs w:val="18"/>
     </w:rPr>
   </w:style>
-  <w:style w:type="paragraph" w:styleId="Footer">
+  <w:style w:type="paragraph" w:styleId="a7">
     <w:name w:val="footer"/>
-    <w:basedOn w:val="Normal"/>
-    <w:link w:val="FooterChar"/>
+    <w:basedOn w:val="a"/>
+    <w:link w:val="a8"/>
     <w:uiPriority w:val="99"/>
     <w:unhideWhenUsed/>
     <w:qFormat/>
@@ -5692,10 +5792,10 @@
       <w:szCs w:val="18"/>
     </w:rPr>
   </w:style>
-  <w:style w:type="paragraph" w:styleId="Header">
+  <w:style w:type="paragraph" w:styleId="a9">
     <w:name w:val="header"/>
-    <w:basedOn w:val="Normal"/>
-    <w:link w:val="HeaderChar"/>
+    <w:basedOn w:val="a"/>
+    <w:link w:val="aa"/>
     <w:uiPriority w:val="99"/>
     <w:unhideWhenUsed/>
     <w:qFormat/>
@@ -5708,17 +5808,17 @@
   </w:style>
   <w:style w:type="paragraph" w:styleId="TOC1">
     <w:name w:val="toc 1"/>
-    <w:basedOn w:val="Normal"/>
-    <w:next w:val="Normal"/>
+    <w:basedOn w:val="a"/>
+    <w:next w:val="a"/>
     <w:uiPriority w:val="39"/>
     <w:unhideWhenUsed/>
     <w:qFormat/>
   </w:style>
-  <w:style w:type="paragraph" w:styleId="Subtitle">
+  <w:style w:type="paragraph" w:styleId="ab">
     <w:name w:val="Subtitle"/>
-    <w:basedOn w:val="Normal"/>
-    <w:next w:val="Normal"/>
-    <w:link w:val="SubtitleChar"/>
+    <w:basedOn w:val="a"/>
+    <w:next w:val="a"/>
+    <w:link w:val="ac"/>
     <w:uiPriority w:val="11"/>
     <w:qFormat/>
     <w:pPr>
@@ -5734,8 +5834,8 @@
   </w:style>
   <w:style w:type="paragraph" w:styleId="TOC2">
     <w:name w:val="toc 2"/>
-    <w:basedOn w:val="Normal"/>
-    <w:next w:val="Normal"/>
+    <w:basedOn w:val="a"/>
+    <w:next w:val="a"/>
     <w:uiPriority w:val="39"/>
     <w:unhideWhenUsed/>
     <w:qFormat/>
@@ -5743,9 +5843,9 @@
       <w:ind w:leftChars="200" w:left="420"/>
     </w:pPr>
   </w:style>
-  <w:style w:type="paragraph" w:styleId="NormalWeb">
+  <w:style w:type="paragraph" w:styleId="ad">
     <w:name w:val="Normal (Web)"/>
-    <w:basedOn w:val="Normal"/>
+    <w:basedOn w:val="a"/>
     <w:uiPriority w:val="99"/>
     <w:semiHidden/>
     <w:unhideWhenUsed/>
@@ -5761,11 +5861,11 @@
       <w:lang w:eastAsia="zh-CN"/>
     </w:rPr>
   </w:style>
-  <w:style w:type="paragraph" w:styleId="Title">
+  <w:style w:type="paragraph" w:styleId="ae">
     <w:name w:val="Title"/>
-    <w:basedOn w:val="Normal"/>
-    <w:next w:val="Normal"/>
-    <w:link w:val="TitleChar"/>
+    <w:basedOn w:val="a"/>
+    <w:next w:val="a"/>
+    <w:link w:val="af"/>
     <w:uiPriority w:val="10"/>
     <w:qFormat/>
     <w:pPr>
@@ -5777,9 +5877,9 @@
       <w:sz w:val="72"/>
     </w:rPr>
   </w:style>
-  <w:style w:type="table" w:styleId="TableGrid">
+  <w:style w:type="table" w:styleId="af0">
     <w:name w:val="Table Grid"/>
-    <w:basedOn w:val="TableNormal"/>
+    <w:basedOn w:val="a1"/>
     <w:uiPriority w:val="59"/>
     <w:qFormat/>
     <w:tblPr>
@@ -5793,9 +5893,9 @@
       </w:tblBorders>
     </w:tblPr>
   </w:style>
-  <w:style w:type="character" w:styleId="Emphasis">
+  <w:style w:type="character" w:styleId="af1">
     <w:name w:val="Emphasis"/>
-    <w:basedOn w:val="DefaultParagraphFont"/>
+    <w:basedOn w:val="a0"/>
     <w:uiPriority w:val="20"/>
     <w:qFormat/>
     <w:rPr>
@@ -5803,9 +5903,9 @@
       <w:iCs/>
     </w:rPr>
   </w:style>
-  <w:style w:type="character" w:styleId="Hyperlink">
+  <w:style w:type="character" w:styleId="af2">
     <w:name w:val="Hyperlink"/>
-    <w:basedOn w:val="DefaultParagraphFont"/>
+    <w:basedOn w:val="a0"/>
     <w:uiPriority w:val="99"/>
     <w:unhideWhenUsed/>
     <w:qFormat/>
@@ -5814,17 +5914,17 @@
       <w:u w:val="single"/>
     </w:rPr>
   </w:style>
-  <w:style w:type="character" w:customStyle="1" w:styleId="HeaderChar">
-    <w:name w:val="Header Char"/>
-    <w:basedOn w:val="DefaultParagraphFont"/>
-    <w:link w:val="Header"/>
+  <w:style w:type="character" w:customStyle="1" w:styleId="aa">
+    <w:name w:val="页眉 字符"/>
+    <w:basedOn w:val="a0"/>
+    <w:link w:val="a9"/>
     <w:uiPriority w:val="99"/>
     <w:qFormat/>
   </w:style>
-  <w:style w:type="character" w:customStyle="1" w:styleId="Heading1Char">
-    <w:name w:val="Heading 1 Char"/>
-    <w:basedOn w:val="DefaultParagraphFont"/>
-    <w:link w:val="Heading1"/>
+  <w:style w:type="character" w:customStyle="1" w:styleId="10">
+    <w:name w:val="标题 1 字符"/>
+    <w:basedOn w:val="a0"/>
+    <w:link w:val="1"/>
     <w:uiPriority w:val="9"/>
     <w:qFormat/>
     <w:rPr>
@@ -5836,10 +5936,10 @@
       <w:szCs w:val="28"/>
     </w:rPr>
   </w:style>
-  <w:style w:type="character" w:customStyle="1" w:styleId="Heading2Char">
-    <w:name w:val="Heading 2 Char"/>
-    <w:basedOn w:val="DefaultParagraphFont"/>
-    <w:link w:val="Heading2"/>
+  <w:style w:type="character" w:customStyle="1" w:styleId="20">
+    <w:name w:val="标题 2 字符"/>
+    <w:basedOn w:val="a0"/>
+    <w:link w:val="2"/>
     <w:uiPriority w:val="9"/>
     <w:qFormat/>
     <w:rPr>
@@ -5851,10 +5951,10 @@
       <w:szCs w:val="26"/>
     </w:rPr>
   </w:style>
-  <w:style w:type="character" w:customStyle="1" w:styleId="Heading3Char">
-    <w:name w:val="Heading 3 Char"/>
-    <w:basedOn w:val="DefaultParagraphFont"/>
-    <w:link w:val="Heading3"/>
+  <w:style w:type="character" w:customStyle="1" w:styleId="30">
+    <w:name w:val="标题 3 字符"/>
+    <w:basedOn w:val="a0"/>
+    <w:link w:val="3"/>
     <w:uiPriority w:val="9"/>
     <w:qFormat/>
     <w:rPr>
@@ -5864,10 +5964,10 @@
       <w:color w:val="4F81BD" w:themeColor="accent1"/>
     </w:rPr>
   </w:style>
-  <w:style w:type="character" w:customStyle="1" w:styleId="Heading4Char">
-    <w:name w:val="Heading 4 Char"/>
-    <w:basedOn w:val="DefaultParagraphFont"/>
-    <w:link w:val="Heading4"/>
+  <w:style w:type="character" w:customStyle="1" w:styleId="40">
+    <w:name w:val="标题 4 字符"/>
+    <w:basedOn w:val="a0"/>
+    <w:link w:val="4"/>
     <w:uiPriority w:val="9"/>
     <w:rPr>
       <w:rFonts w:asciiTheme="majorHAnsi" w:eastAsiaTheme="majorEastAsia" w:hAnsiTheme="majorHAnsi" w:cstheme="majorBidi"/>
@@ -5878,10 +5978,10 @@
       <w:color w:val="4F81BD" w:themeColor="accent1"/>
     </w:rPr>
   </w:style>
-  <w:style w:type="character" w:customStyle="1" w:styleId="SubtitleChar">
-    <w:name w:val="Subtitle Char"/>
-    <w:basedOn w:val="DefaultParagraphFont"/>
-    <w:link w:val="Subtitle"/>
+  <w:style w:type="character" w:customStyle="1" w:styleId="ac">
+    <w:name w:val="副标题 字符"/>
+    <w:basedOn w:val="a0"/>
+    <w:link w:val="ab"/>
     <w:uiPriority w:val="11"/>
     <w:qFormat/>
     <w:rPr>
@@ -5894,10 +5994,10 @@
       <w:szCs w:val="24"/>
     </w:rPr>
   </w:style>
-  <w:style w:type="character" w:customStyle="1" w:styleId="TitleChar">
-    <w:name w:val="Title Char"/>
-    <w:basedOn w:val="DefaultParagraphFont"/>
-    <w:link w:val="Title"/>
+  <w:style w:type="character" w:customStyle="1" w:styleId="af">
+    <w:name w:val="标题 字符"/>
+    <w:basedOn w:val="a0"/>
+    <w:link w:val="ae"/>
     <w:uiPriority w:val="10"/>
     <w:qFormat/>
     <w:rPr>
@@ -5922,10 +6022,10 @@
       <w:lang w:eastAsia="en-US"/>
     </w:rPr>
   </w:style>
-  <w:style w:type="character" w:customStyle="1" w:styleId="BalloonTextChar">
-    <w:name w:val="Balloon Text Char"/>
-    <w:basedOn w:val="DefaultParagraphFont"/>
-    <w:link w:val="BalloonText"/>
+  <w:style w:type="character" w:customStyle="1" w:styleId="a6">
+    <w:name w:val="批注框文本 字符"/>
+    <w:basedOn w:val="a0"/>
+    <w:link w:val="a5"/>
     <w:uiPriority w:val="99"/>
     <w:semiHidden/>
     <w:qFormat/>
@@ -5936,10 +6036,10 @@
       <w:szCs w:val="18"/>
     </w:rPr>
   </w:style>
-  <w:style w:type="character" w:customStyle="1" w:styleId="FooterChar">
-    <w:name w:val="Footer Char"/>
-    <w:basedOn w:val="DefaultParagraphFont"/>
-    <w:link w:val="Footer"/>
+  <w:style w:type="character" w:customStyle="1" w:styleId="a8">
+    <w:name w:val="页脚 字符"/>
+    <w:basedOn w:val="a0"/>
+    <w:link w:val="a7"/>
     <w:uiPriority w:val="99"/>
     <w:qFormat/>
     <w:rPr>
@@ -5950,7 +6050,7 @@
       <w:lang w:eastAsia="en-US"/>
     </w:rPr>
   </w:style>
-  <w:style w:type="paragraph" w:customStyle="1" w:styleId="1">
+  <w:style w:type="paragraph" w:customStyle="1" w:styleId="11">
     <w:name w:val="修订1"/>
     <w:hidden/>
     <w:uiPriority w:val="99"/>
@@ -5964,9 +6064,9 @@
       <w:lang w:eastAsia="en-US"/>
     </w:rPr>
   </w:style>
-  <w:style w:type="paragraph" w:styleId="ListParagraph">
+  <w:style w:type="paragraph" w:styleId="af3">
     <w:name w:val="List Paragraph"/>
-    <w:basedOn w:val="Normal"/>
+    <w:basedOn w:val="a"/>
     <w:uiPriority w:val="99"/>
     <w:qFormat/>
     <w:pPr>
